--- a/output/paper_brief_20260709.docx
+++ b/output/paper_brief_20260709.docx
@@ -53,7 +53,7 @@
         <w:pStyle w:val="ListBullet"/>
       </w:pPr>
       <w:r>
-        <w:t>Large Language Models (LLMs) and Generative AI in Cybersecurity and Privacy: A Survey of Dual-Use Risks, AI-Generated Malware, Explainability, and Defensive Strategies (2607.06963v1) — 요약 실패: No module named 'pydantic_core._pydantic_core' → 요약 제외</w:t>
+        <w:t>Large Language Models (LLMs) and Generative AI in Cybersecurity and Privacy: A Survey of Dual-Use Risks, AI-Generated Malware, Explainability, and Defensive Strategies (2607.06963v1) — 요약 실패: Error code: 401 - {'error': {'message': 'Incorrect API key provided: sk-or-v1*************************************************************9eb6. You can find your API key at https://platform.openai.com/account/api-keys.', 'type': 'invalid_request_error', 'code': 'invalid_api_key', 'param': None}, 'status': 401} → 요약 제외</w:t>
       </w:r>
     </w:p>
     <w:p>
@@ -61,7 +61,7 @@
         <w:pStyle w:val="ListBullet"/>
       </w:pPr>
       <w:r>
-        <w:t>Determinants and Limits of LLM Security-Tool Orchestration: A Study with HexStrike-AI (2607.02873v1) — 요약 실패: No module named 'pydantic_core._pydantic_core' → 요약 제외</w:t>
+        <w:t>Determinants and Limits of LLM Security-Tool Orchestration: A Study with HexStrike-AI (2607.02873v1) — 요약 실패: Error code: 401 - {'error': {'message': 'Incorrect API key provided: sk-or-v1*************************************************************9eb6. You can find your API key at https://platform.openai.com/account/api-keys.', 'type': 'invalid_request_error', 'code': 'invalid_api_key', 'param': None}, 'status': 401} → 요약 제외</w:t>
       </w:r>
     </w:p>
     <w:p>

--- a/output/paper_brief_20260709.docx
+++ b/output/paper_brief_20260709.docx
@@ -16,7 +16,7 @@
         <w:br/>
         <w:t>관심 키워드: threat detection, malware analysis, LLM security</w:t>
         <w:br/>
-        <w:t>요약 0편 · 추출 실패 2건 · 중복 제외 0건</w:t>
+        <w:t>요약 2편 · 추출 실패 0건 · 중복 제외 0건</w:t>
       </w:r>
     </w:p>
     <w:p>
@@ -27,17 +27,434 @@
         <w:t>관심도 순위</w:t>
       </w:r>
     </w:p>
-    <w:p>
-      <w:r>
-        <w:t>이번 주기에는 요약된 논문이 없습니다.</w:t>
-      </w:r>
-    </w:p>
+    <w:tbl>
+      <w:tblPr>
+        <w:tblStyle w:val="LightGrid-Accent1"/>
+        <w:tblW w:type="auto" w:w="0"/>
+        <w:tblLook w:firstColumn="1" w:firstRow="1" w:lastColumn="0" w:lastRow="0" w:noHBand="0" w:noVBand="1" w:val="04A0"/>
+      </w:tblPr>
+      <w:tblGrid>
+        <w:gridCol w:w="1728"/>
+        <w:gridCol w:w="1728"/>
+        <w:gridCol w:w="1728"/>
+        <w:gridCol w:w="1728"/>
+        <w:gridCol w:w="1728"/>
+      </w:tblGrid>
+      <w:tr>
+        <w:tc>
+          <w:tcPr>
+            <w:tcW w:type="dxa" w:w="1728"/>
+          </w:tcPr>
+          <w:p>
+            <w:r>
+              <w:t>순위</w:t>
+            </w:r>
+          </w:p>
+        </w:tc>
+        <w:tc>
+          <w:tcPr>
+            <w:tcW w:type="dxa" w:w="1728"/>
+          </w:tcPr>
+          <w:p>
+            <w:r>
+              <w:t>논문 (arXiv ID)</w:t>
+            </w:r>
+          </w:p>
+        </w:tc>
+        <w:tc>
+          <w:tcPr>
+            <w:tcW w:type="dxa" w:w="1728"/>
+          </w:tcPr>
+          <w:p>
+            <w:r>
+              <w:t>게재일</w:t>
+            </w:r>
+          </w:p>
+        </w:tc>
+        <w:tc>
+          <w:tcPr>
+            <w:tcW w:type="dxa" w:w="1728"/>
+          </w:tcPr>
+          <w:p>
+            <w:r>
+              <w:t>관심도</w:t>
+            </w:r>
+          </w:p>
+        </w:tc>
+        <w:tc>
+          <w:tcPr>
+            <w:tcW w:type="dxa" w:w="1728"/>
+          </w:tcPr>
+          <w:p>
+            <w:r>
+              <w:t>근거</w:t>
+            </w:r>
+          </w:p>
+        </w:tc>
+      </w:tr>
+      <w:tr>
+        <w:tc>
+          <w:tcPr>
+            <w:tcW w:type="dxa" w:w="1728"/>
+          </w:tcPr>
+          <w:p>
+            <w:r>
+              <w:t>1</w:t>
+            </w:r>
+          </w:p>
+        </w:tc>
+        <w:tc>
+          <w:tcPr>
+            <w:tcW w:type="dxa" w:w="1728"/>
+          </w:tcPr>
+          <w:p>
+            <w:r>
+              <w:t>Large Language Models (LLMs) and Generative AI in Cybersecurity and Privacy: A Survey of Dual-Use Risks, AI-Generated Malware, Explainability, and Defensive Strategies (2607.06963v1)</w:t>
+            </w:r>
+          </w:p>
+        </w:tc>
+        <w:tc>
+          <w:tcPr>
+            <w:tcW w:type="dxa" w:w="1728"/>
+          </w:tcPr>
+          <w:p>
+            <w:r>
+              <w:t>2026-07-08</w:t>
+            </w:r>
+          </w:p>
+        </w:tc>
+        <w:tc>
+          <w:tcPr>
+            <w:tcW w:type="dxa" w:w="1728"/>
+          </w:tcPr>
+          <w:p>
+            <w:r>
+              <w:t>5/5</w:t>
+            </w:r>
+          </w:p>
+        </w:tc>
+        <w:tc>
+          <w:tcPr>
+            <w:tcW w:type="dxa" w:w="1728"/>
+          </w:tcPr>
+          <w:p>
+            <w:r>
+              <w:t>LLM의 사이버 보안에서의 이중적 활용 가능성은 현재와 미래의 보안 환경에 중대한 영향을 미칠 것으로 예상된다.</w:t>
+            </w:r>
+          </w:p>
+        </w:tc>
+      </w:tr>
+      <w:tr>
+        <w:tc>
+          <w:tcPr>
+            <w:tcW w:type="dxa" w:w="1728"/>
+          </w:tcPr>
+          <w:p>
+            <w:r>
+              <w:t>2</w:t>
+            </w:r>
+          </w:p>
+        </w:tc>
+        <w:tc>
+          <w:tcPr>
+            <w:tcW w:type="dxa" w:w="1728"/>
+          </w:tcPr>
+          <w:p>
+            <w:r>
+              <w:t>Determinants and Limits of LLM Security-Tool Orchestration: A Study with HexStrike-AI (2607.02873v1)</w:t>
+            </w:r>
+          </w:p>
+        </w:tc>
+        <w:tc>
+          <w:tcPr>
+            <w:tcW w:type="dxa" w:w="1728"/>
+          </w:tcPr>
+          <w:p>
+            <w:r>
+              <w:t>2026-07-03</w:t>
+            </w:r>
+          </w:p>
+        </w:tc>
+        <w:tc>
+          <w:tcPr>
+            <w:tcW w:type="dxa" w:w="1728"/>
+          </w:tcPr>
+          <w:p>
+            <w:r>
+              <w:t>4/5</w:t>
+            </w:r>
+          </w:p>
+        </w:tc>
+        <w:tc>
+          <w:tcPr>
+            <w:tcW w:type="dxa" w:w="1728"/>
+          </w:tcPr>
+          <w:p>
+            <w:r>
+              <w:t>LLM 기반 보안 도구의 성능과 클라이언트의 영향을 분석한 연구로, 실무에서의 적용 가능성이 높아 관심도가 높다.</w:t>
+            </w:r>
+          </w:p>
+        </w:tc>
+      </w:tr>
+    </w:tbl>
     <w:p>
       <w:pPr>
         <w:pStyle w:val="Heading1"/>
       </w:pPr>
       <w:r>
         <w:t>논문별 요약</w:t>
+      </w:r>
+    </w:p>
+    <w:p>
+      <w:pPr>
+        <w:pStyle w:val="Heading2"/>
+      </w:pPr>
+      <w:r>
+        <w:t>1. Large Language Models (LLMs) and Generative AI in Cybersecurity and Privacy: A Survey of Dual-Use Risks, AI-Generated Malware, Explainability, and Defensive Strategies</w:t>
+      </w:r>
+    </w:p>
+    <w:p>
+      <w:r>
+        <w:t>arXiv ID: 2607.06963v1</w:t>
+        <w:br/>
+        <w:t>원문: https://arxiv.org/abs/2607.06963v1</w:t>
+        <w:br/>
+        <w:t>저자: Kiarash Ahi, Saeed Valizadeh</w:t>
+        <w:br/>
+        <w:t>게재일: 2026-07-08 · 카테고리: cs.CR, cs.AI, cs.CL</w:t>
+        <w:br/>
+        <w:t>요약 근거: 본문 기반</w:t>
+      </w:r>
+    </w:p>
+    <w:p>
+      <w:r>
+        <w:rPr>
+          <w:b/>
+        </w:rPr>
+        <w:t>⚠️ [인젝션 의심] 본문에 지시문 형태의 문구가 감지됨 — 요약 내용을 사람이 검토할 것</w:t>
+      </w:r>
+    </w:p>
+    <w:p>
+      <w:pPr>
+        <w:pStyle w:val="Heading3"/>
+      </w:pPr>
+      <w:r>
+        <w:t>핵심 기여</w:t>
+      </w:r>
+    </w:p>
+    <w:p>
+      <w:pPr>
+        <w:pStyle w:val="ListBullet"/>
+      </w:pPr>
+      <w:r>
+        <w:t>저자들은 LLMs와 생성 AI가 사이버 보안에서 자동화된 방어와 정교한 공격을 모두 가능하게 하며, 이로 인해 새로운 보안 프레임워크가 필요하다고 주장한다.</w:t>
+      </w:r>
+    </w:p>
+    <w:p>
+      <w:pPr>
+        <w:pStyle w:val="ListBullet"/>
+      </w:pPr>
+      <w:r>
+        <w:t>이 논문은 LLMs의 유용성과 악의적 응용을 포괄적으로 조사하며, 제로데이 탐지, DevSecOps, 연합 학습 등 다양한 분야에서의 적용 사례를 제시한다.</w:t>
+      </w:r>
+    </w:p>
+    <w:p>
+      <w:pPr>
+        <w:pStyle w:val="ListBullet"/>
+      </w:pPr>
+      <w:r>
+        <w:t>저자들은 LLM의 책임 있는 배포를 위한 실용적인 권장 사항으로 모델 워터마킹, 적대적 방어 및 산업 간 협력을 강조한다.</w:t>
+      </w:r>
+    </w:p>
+    <w:p>
+      <w:pPr>
+        <w:pStyle w:val="Heading3"/>
+      </w:pPr>
+      <w:r>
+        <w:t>방법론</w:t>
+      </w:r>
+    </w:p>
+    <w:p>
+      <w:r>
+        <w:t>이 논문은 70개 이상의 학술 논문, 산업 보고서 및 기술 문서를 검토하여 LLMs의 사이버 보안에서의 이점과 위험을 종합적으로 분석한다. 또한, Google Play Protect, Microsoft Defender 등 다양한 플랫폼의 실제 사례를 통해 LLM의 적용 가능성을 탐구한다.</w:t>
+      </w:r>
+    </w:p>
+    <w:p>
+      <w:pPr>
+        <w:pStyle w:val="Heading3"/>
+      </w:pPr>
+      <w:r>
+        <w:t>실무 적용 포인트 (에이전트 의견 — 논문 내용과 구분됨)</w:t>
+      </w:r>
+    </w:p>
+    <w:p>
+      <w:pPr>
+        <w:pStyle w:val="ListBullet"/>
+      </w:pPr>
+      <w:r>
+        <w:t>LLM을 사이버 보안에 통합할 때는 적절한 거버넌스와 윤리적 감사가 필수적이다.</w:t>
+      </w:r>
+    </w:p>
+    <w:p>
+      <w:pPr>
+        <w:pStyle w:val="ListBullet"/>
+      </w:pPr>
+      <w:r>
+        <w:t>LLM 기반 도구의 효과적인 활용을 위해 보안 전문가의 지속적인 교육과 훈련이 필요하다.</w:t>
+      </w:r>
+    </w:p>
+    <w:p>
+      <w:pPr>
+        <w:pStyle w:val="ListBullet"/>
+      </w:pPr>
+      <w:r>
+        <w:t>LLM의 악용 가능성을 줄이기 위해 모델의 투명성과 설명 가능성을 높이는 것이 중요하다.</w:t>
+      </w:r>
+    </w:p>
+    <w:p>
+      <w:pPr>
+        <w:pStyle w:val="Heading3"/>
+      </w:pPr>
+      <w:r>
+        <w:t>한계</w:t>
+      </w:r>
+    </w:p>
+    <w:p>
+      <w:pPr>
+        <w:pStyle w:val="ListBullet"/>
+      </w:pPr>
+      <w:r>
+        <w:t>논문은 LLM의 악용 사례에 대한 구체적인 데이터나 사례를 충분히 제시하지 않는다.</w:t>
+      </w:r>
+    </w:p>
+    <w:p>
+      <w:pPr>
+        <w:pStyle w:val="ListBullet"/>
+      </w:pPr>
+      <w:r>
+        <w:t>LLM의 보안 취약점과 관련된 실험적 결과가 부족하다.</w:t>
+      </w:r>
+    </w:p>
+    <w:p>
+      <w:pPr>
+        <w:pStyle w:val="Heading2"/>
+      </w:pPr>
+      <w:r>
+        <w:t>2. Determinants and Limits of LLM Security-Tool Orchestration: A Study with HexStrike-AI</w:t>
+      </w:r>
+    </w:p>
+    <w:p>
+      <w:r>
+        <w:t>arXiv ID: 2607.02873v1</w:t>
+        <w:br/>
+        <w:t>원문: https://arxiv.org/abs/2607.02873v1</w:t>
+        <w:br/>
+        <w:t>저자: Romain Gerard, Assmaa Zeghaider, Yan Guo</w:t>
+        <w:br/>
+        <w:t>게재일: 2026-07-03 · 카테고리: cs.SE, cs.AI, cs.CR</w:t>
+        <w:br/>
+        <w:t>요약 근거: 본문 기반</w:t>
+      </w:r>
+    </w:p>
+    <w:p>
+      <w:pPr>
+        <w:pStyle w:val="Heading3"/>
+      </w:pPr>
+      <w:r>
+        <w:t>핵심 기여</w:t>
+      </w:r>
+    </w:p>
+    <w:p>
+      <w:pPr>
+        <w:pStyle w:val="ListBullet"/>
+      </w:pPr>
+      <w:r>
+        <w:t>저자들은 LLM 보안 도구 오케스트레이터의 성능을 결정짓는 주요 요소로 클라이언트의 영향을 강조하며, 이는 모델과 클라이언트 간의 성능 차이를 2.1배로 나타낸다고 보고한다.</w:t>
+      </w:r>
+    </w:p>
+    <w:p>
+      <w:pPr>
+        <w:pStyle w:val="ListBullet"/>
+      </w:pPr>
+      <w:r>
+        <w:t>연구는 774회의 실험을 통해 기존 도구의 수정과 새로운 도구의 추가가 성능 향상에 기여했음을 보여주며, 전체 해결률이 55.4%에서 72.0%로 증가했다고 주장한다.</w:t>
+      </w:r>
+    </w:p>
+    <w:p>
+      <w:pPr>
+        <w:pStyle w:val="ListBullet"/>
+      </w:pPr>
+      <w:r>
+        <w:t>저자들은 LLM 보안 도구 오케스트레이터의 실패 원인을 분석하고, 도구 부족이 아닌 추론이나 환경에 의해 제한된다고 결론짓는다.</w:t>
+      </w:r>
+    </w:p>
+    <w:p>
+      <w:pPr>
+        <w:pStyle w:val="Heading3"/>
+      </w:pPr>
+      <w:r>
+        <w:t>방법론</w:t>
+      </w:r>
+    </w:p>
+    <w:p>
+      <w:r>
+        <w:t>이 연구는 HexStrike-AI라는 오픈 소스 오케스트레이터를 사용하여 86개의 picoCTF 챌린지를 774회 실험하며, 세 가지 도구 접근 방식과 세 가지 모델/클라이언트 구성에서 성능을 평가한다. 이후 기존 도구의 수정과 새로운 도구의 추가를 통해 실패한 실험을 재실행하여 성능 향상을 측정한다.</w:t>
+      </w:r>
+    </w:p>
+    <w:p>
+      <w:pPr>
+        <w:pStyle w:val="Heading3"/>
+      </w:pPr>
+      <w:r>
+        <w:t>실무 적용 포인트 (에이전트 의견 — 논문 내용과 구분됨)</w:t>
+      </w:r>
+    </w:p>
+    <w:p>
+      <w:pPr>
+        <w:pStyle w:val="ListBullet"/>
+      </w:pPr>
+      <w:r>
+        <w:t>실무자들은 LLM 기반 보안 도구의 성능을 평가할 때 클라이언트의 영향을 고려해야 하며, 이는 도구 선택과 사용 방식에 큰 영향을 미친다.</w:t>
+      </w:r>
+    </w:p>
+    <w:p>
+      <w:pPr>
+        <w:pStyle w:val="ListBullet"/>
+      </w:pPr>
+      <w:r>
+        <w:t>도구 오케스트레이터의 설계 시, 다양한 도구와 클라이언트 구성을 실험하여 최적의 성능을 도출할 수 있는 방법론을 개발하는 것이 중요하다.</w:t>
+      </w:r>
+    </w:p>
+    <w:p>
+      <w:pPr>
+        <w:pStyle w:val="ListBullet"/>
+      </w:pPr>
+      <w:r>
+        <w:t>기존 도구의 수정과 새로운 도구의 추가가 성능 향상에 기여할 수 있으므로, 지속적인 개선과 업데이트가 필요하다.</w:t>
+      </w:r>
+    </w:p>
+    <w:p>
+      <w:pPr>
+        <w:pStyle w:val="Heading3"/>
+      </w:pPr>
+      <w:r>
+        <w:t>한계</w:t>
+      </w:r>
+    </w:p>
+    <w:p>
+      <w:pPr>
+        <w:pStyle w:val="ListBullet"/>
+      </w:pPr>
+      <w:r>
+        <w:t>이 연구는 단일 벤치마크(picoCTF)를 사용하였으며, 다른 모델에 대한 일반화 가능성은 가설로 남아 있다.</w:t>
+      </w:r>
+    </w:p>
+    <w:p>
+      <w:pPr>
+        <w:pStyle w:val="ListBullet"/>
+      </w:pPr>
+      <w:r>
+        <w:t>수정된 도구와 새로운 도구의 효과를 완전히 분리할 수 없으며, 실험은 이전에 실패한 사례만 재실행하여 편향된 결과를 초래할 수 있다.</w:t>
       </w:r>
     </w:p>
     <w:p>
@@ -53,15 +470,7 @@
         <w:pStyle w:val="ListBullet"/>
       </w:pPr>
       <w:r>
-        <w:t>Large Language Models (LLMs) and Generative AI in Cybersecurity and Privacy: A Survey of Dual-Use Risks, AI-Generated Malware, Explainability, and Defensive Strategies (2607.06963v1) — 요약 실패: Error code: 401 - {'error': {'message': 'Incorrect API key provided: sk-or-v1*************************************************************9eb6. You can find your API key at https://platform.openai.com/account/api-keys.', 'type': 'invalid_request_error', 'code': 'invalid_api_key', 'param': None}, 'status': 401} → 요약 제외</w:t>
-      </w:r>
-    </w:p>
-    <w:p>
-      <w:pPr>
-        <w:pStyle w:val="ListBullet"/>
-      </w:pPr>
-      <w:r>
-        <w:t>Determinants and Limits of LLM Security-Tool Orchestration: A Study with HexStrike-AI (2607.02873v1) — 요약 실패: Error code: 401 - {'error': {'message': 'Incorrect API key provided: sk-or-v1*************************************************************9eb6. You can find your API key at https://platform.openai.com/account/api-keys.', 'type': 'invalid_request_error', 'code': 'invalid_api_key', 'param': None}, 'status': 401} → 요약 제외</w:t>
+        <w:t>없음</w:t>
       </w:r>
     </w:p>
     <w:p>

--- a/output/paper_brief_20260709.docx
+++ b/output/paper_brief_20260709.docx
@@ -16,7 +16,7 @@
         <w:br/>
         <w:t>관심 키워드: threat detection, malware analysis, LLM security</w:t>
         <w:br/>
-        <w:t>요약 2편 · 추출 실패 0건 · 중복 제외 0건</w:t>
+        <w:t>요약 0편 · 추출 실패 0건 · 중복 제외 2건</w:t>
       </w:r>
     </w:p>
     <w:p>
@@ -27,434 +27,17 @@
         <w:t>관심도 순위</w:t>
       </w:r>
     </w:p>
-    <w:tbl>
-      <w:tblPr>
-        <w:tblStyle w:val="LightGrid-Accent1"/>
-        <w:tblW w:type="auto" w:w="0"/>
-        <w:tblLook w:firstColumn="1" w:firstRow="1" w:lastColumn="0" w:lastRow="0" w:noHBand="0" w:noVBand="1" w:val="04A0"/>
-      </w:tblPr>
-      <w:tblGrid>
-        <w:gridCol w:w="1728"/>
-        <w:gridCol w:w="1728"/>
-        <w:gridCol w:w="1728"/>
-        <w:gridCol w:w="1728"/>
-        <w:gridCol w:w="1728"/>
-      </w:tblGrid>
-      <w:tr>
-        <w:tc>
-          <w:tcPr>
-            <w:tcW w:type="dxa" w:w="1728"/>
-          </w:tcPr>
-          <w:p>
-            <w:r>
-              <w:t>순위</w:t>
-            </w:r>
-          </w:p>
-        </w:tc>
-        <w:tc>
-          <w:tcPr>
-            <w:tcW w:type="dxa" w:w="1728"/>
-          </w:tcPr>
-          <w:p>
-            <w:r>
-              <w:t>논문 (arXiv ID)</w:t>
-            </w:r>
-          </w:p>
-        </w:tc>
-        <w:tc>
-          <w:tcPr>
-            <w:tcW w:type="dxa" w:w="1728"/>
-          </w:tcPr>
-          <w:p>
-            <w:r>
-              <w:t>게재일</w:t>
-            </w:r>
-          </w:p>
-        </w:tc>
-        <w:tc>
-          <w:tcPr>
-            <w:tcW w:type="dxa" w:w="1728"/>
-          </w:tcPr>
-          <w:p>
-            <w:r>
-              <w:t>관심도</w:t>
-            </w:r>
-          </w:p>
-        </w:tc>
-        <w:tc>
-          <w:tcPr>
-            <w:tcW w:type="dxa" w:w="1728"/>
-          </w:tcPr>
-          <w:p>
-            <w:r>
-              <w:t>근거</w:t>
-            </w:r>
-          </w:p>
-        </w:tc>
-      </w:tr>
-      <w:tr>
-        <w:tc>
-          <w:tcPr>
-            <w:tcW w:type="dxa" w:w="1728"/>
-          </w:tcPr>
-          <w:p>
-            <w:r>
-              <w:t>1</w:t>
-            </w:r>
-          </w:p>
-        </w:tc>
-        <w:tc>
-          <w:tcPr>
-            <w:tcW w:type="dxa" w:w="1728"/>
-          </w:tcPr>
-          <w:p>
-            <w:r>
-              <w:t>Large Language Models (LLMs) and Generative AI in Cybersecurity and Privacy: A Survey of Dual-Use Risks, AI-Generated Malware, Explainability, and Defensive Strategies (2607.06963v1)</w:t>
-            </w:r>
-          </w:p>
-        </w:tc>
-        <w:tc>
-          <w:tcPr>
-            <w:tcW w:type="dxa" w:w="1728"/>
-          </w:tcPr>
-          <w:p>
-            <w:r>
-              <w:t>2026-07-08</w:t>
-            </w:r>
-          </w:p>
-        </w:tc>
-        <w:tc>
-          <w:tcPr>
-            <w:tcW w:type="dxa" w:w="1728"/>
-          </w:tcPr>
-          <w:p>
-            <w:r>
-              <w:t>5/5</w:t>
-            </w:r>
-          </w:p>
-        </w:tc>
-        <w:tc>
-          <w:tcPr>
-            <w:tcW w:type="dxa" w:w="1728"/>
-          </w:tcPr>
-          <w:p>
-            <w:r>
-              <w:t>LLM의 사이버 보안에서의 이중적 활용 가능성은 현재와 미래의 보안 환경에 중대한 영향을 미칠 것으로 예상된다.</w:t>
-            </w:r>
-          </w:p>
-        </w:tc>
-      </w:tr>
-      <w:tr>
-        <w:tc>
-          <w:tcPr>
-            <w:tcW w:type="dxa" w:w="1728"/>
-          </w:tcPr>
-          <w:p>
-            <w:r>
-              <w:t>2</w:t>
-            </w:r>
-          </w:p>
-        </w:tc>
-        <w:tc>
-          <w:tcPr>
-            <w:tcW w:type="dxa" w:w="1728"/>
-          </w:tcPr>
-          <w:p>
-            <w:r>
-              <w:t>Determinants and Limits of LLM Security-Tool Orchestration: A Study with HexStrike-AI (2607.02873v1)</w:t>
-            </w:r>
-          </w:p>
-        </w:tc>
-        <w:tc>
-          <w:tcPr>
-            <w:tcW w:type="dxa" w:w="1728"/>
-          </w:tcPr>
-          <w:p>
-            <w:r>
-              <w:t>2026-07-03</w:t>
-            </w:r>
-          </w:p>
-        </w:tc>
-        <w:tc>
-          <w:tcPr>
-            <w:tcW w:type="dxa" w:w="1728"/>
-          </w:tcPr>
-          <w:p>
-            <w:r>
-              <w:t>4/5</w:t>
-            </w:r>
-          </w:p>
-        </w:tc>
-        <w:tc>
-          <w:tcPr>
-            <w:tcW w:type="dxa" w:w="1728"/>
-          </w:tcPr>
-          <w:p>
-            <w:r>
-              <w:t>LLM 기반 보안 도구의 성능과 클라이언트의 영향을 분석한 연구로, 실무에서의 적용 가능성이 높아 관심도가 높다.</w:t>
-            </w:r>
-          </w:p>
-        </w:tc>
-      </w:tr>
-    </w:tbl>
+    <w:p>
+      <w:r>
+        <w:t>이번 주기에는 요약된 논문이 없습니다.</w:t>
+      </w:r>
+    </w:p>
     <w:p>
       <w:pPr>
         <w:pStyle w:val="Heading1"/>
       </w:pPr>
       <w:r>
         <w:t>논문별 요약</w:t>
-      </w:r>
-    </w:p>
-    <w:p>
-      <w:pPr>
-        <w:pStyle w:val="Heading2"/>
-      </w:pPr>
-      <w:r>
-        <w:t>1. Large Language Models (LLMs) and Generative AI in Cybersecurity and Privacy: A Survey of Dual-Use Risks, AI-Generated Malware, Explainability, and Defensive Strategies</w:t>
-      </w:r>
-    </w:p>
-    <w:p>
-      <w:r>
-        <w:t>arXiv ID: 2607.06963v1</w:t>
-        <w:br/>
-        <w:t>원문: https://arxiv.org/abs/2607.06963v1</w:t>
-        <w:br/>
-        <w:t>저자: Kiarash Ahi, Saeed Valizadeh</w:t>
-        <w:br/>
-        <w:t>게재일: 2026-07-08 · 카테고리: cs.CR, cs.AI, cs.CL</w:t>
-        <w:br/>
-        <w:t>요약 근거: 본문 기반</w:t>
-      </w:r>
-    </w:p>
-    <w:p>
-      <w:r>
-        <w:rPr>
-          <w:b/>
-        </w:rPr>
-        <w:t>⚠️ [인젝션 의심] 본문에 지시문 형태의 문구가 감지됨 — 요약 내용을 사람이 검토할 것</w:t>
-      </w:r>
-    </w:p>
-    <w:p>
-      <w:pPr>
-        <w:pStyle w:val="Heading3"/>
-      </w:pPr>
-      <w:r>
-        <w:t>핵심 기여</w:t>
-      </w:r>
-    </w:p>
-    <w:p>
-      <w:pPr>
-        <w:pStyle w:val="ListBullet"/>
-      </w:pPr>
-      <w:r>
-        <w:t>저자들은 LLMs와 생성 AI가 사이버 보안에서 자동화된 방어와 정교한 공격을 모두 가능하게 하며, 이로 인해 새로운 보안 프레임워크가 필요하다고 주장한다.</w:t>
-      </w:r>
-    </w:p>
-    <w:p>
-      <w:pPr>
-        <w:pStyle w:val="ListBullet"/>
-      </w:pPr>
-      <w:r>
-        <w:t>이 논문은 LLMs의 유용성과 악의적 응용을 포괄적으로 조사하며, 제로데이 탐지, DevSecOps, 연합 학습 등 다양한 분야에서의 적용 사례를 제시한다.</w:t>
-      </w:r>
-    </w:p>
-    <w:p>
-      <w:pPr>
-        <w:pStyle w:val="ListBullet"/>
-      </w:pPr>
-      <w:r>
-        <w:t>저자들은 LLM의 책임 있는 배포를 위한 실용적인 권장 사항으로 모델 워터마킹, 적대적 방어 및 산업 간 협력을 강조한다.</w:t>
-      </w:r>
-    </w:p>
-    <w:p>
-      <w:pPr>
-        <w:pStyle w:val="Heading3"/>
-      </w:pPr>
-      <w:r>
-        <w:t>방법론</w:t>
-      </w:r>
-    </w:p>
-    <w:p>
-      <w:r>
-        <w:t>이 논문은 70개 이상의 학술 논문, 산업 보고서 및 기술 문서를 검토하여 LLMs의 사이버 보안에서의 이점과 위험을 종합적으로 분석한다. 또한, Google Play Protect, Microsoft Defender 등 다양한 플랫폼의 실제 사례를 통해 LLM의 적용 가능성을 탐구한다.</w:t>
-      </w:r>
-    </w:p>
-    <w:p>
-      <w:pPr>
-        <w:pStyle w:val="Heading3"/>
-      </w:pPr>
-      <w:r>
-        <w:t>실무 적용 포인트 (에이전트 의견 — 논문 내용과 구분됨)</w:t>
-      </w:r>
-    </w:p>
-    <w:p>
-      <w:pPr>
-        <w:pStyle w:val="ListBullet"/>
-      </w:pPr>
-      <w:r>
-        <w:t>LLM을 사이버 보안에 통합할 때는 적절한 거버넌스와 윤리적 감사가 필수적이다.</w:t>
-      </w:r>
-    </w:p>
-    <w:p>
-      <w:pPr>
-        <w:pStyle w:val="ListBullet"/>
-      </w:pPr>
-      <w:r>
-        <w:t>LLM 기반 도구의 효과적인 활용을 위해 보안 전문가의 지속적인 교육과 훈련이 필요하다.</w:t>
-      </w:r>
-    </w:p>
-    <w:p>
-      <w:pPr>
-        <w:pStyle w:val="ListBullet"/>
-      </w:pPr>
-      <w:r>
-        <w:t>LLM의 악용 가능성을 줄이기 위해 모델의 투명성과 설명 가능성을 높이는 것이 중요하다.</w:t>
-      </w:r>
-    </w:p>
-    <w:p>
-      <w:pPr>
-        <w:pStyle w:val="Heading3"/>
-      </w:pPr>
-      <w:r>
-        <w:t>한계</w:t>
-      </w:r>
-    </w:p>
-    <w:p>
-      <w:pPr>
-        <w:pStyle w:val="ListBullet"/>
-      </w:pPr>
-      <w:r>
-        <w:t>논문은 LLM의 악용 사례에 대한 구체적인 데이터나 사례를 충분히 제시하지 않는다.</w:t>
-      </w:r>
-    </w:p>
-    <w:p>
-      <w:pPr>
-        <w:pStyle w:val="ListBullet"/>
-      </w:pPr>
-      <w:r>
-        <w:t>LLM의 보안 취약점과 관련된 실험적 결과가 부족하다.</w:t>
-      </w:r>
-    </w:p>
-    <w:p>
-      <w:pPr>
-        <w:pStyle w:val="Heading2"/>
-      </w:pPr>
-      <w:r>
-        <w:t>2. Determinants and Limits of LLM Security-Tool Orchestration: A Study with HexStrike-AI</w:t>
-      </w:r>
-    </w:p>
-    <w:p>
-      <w:r>
-        <w:t>arXiv ID: 2607.02873v1</w:t>
-        <w:br/>
-        <w:t>원문: https://arxiv.org/abs/2607.02873v1</w:t>
-        <w:br/>
-        <w:t>저자: Romain Gerard, Assmaa Zeghaider, Yan Guo</w:t>
-        <w:br/>
-        <w:t>게재일: 2026-07-03 · 카테고리: cs.SE, cs.AI, cs.CR</w:t>
-        <w:br/>
-        <w:t>요약 근거: 본문 기반</w:t>
-      </w:r>
-    </w:p>
-    <w:p>
-      <w:pPr>
-        <w:pStyle w:val="Heading3"/>
-      </w:pPr>
-      <w:r>
-        <w:t>핵심 기여</w:t>
-      </w:r>
-    </w:p>
-    <w:p>
-      <w:pPr>
-        <w:pStyle w:val="ListBullet"/>
-      </w:pPr>
-      <w:r>
-        <w:t>저자들은 LLM 보안 도구 오케스트레이터의 성능을 결정짓는 주요 요소로 클라이언트의 영향을 강조하며, 이는 모델과 클라이언트 간의 성능 차이를 2.1배로 나타낸다고 보고한다.</w:t>
-      </w:r>
-    </w:p>
-    <w:p>
-      <w:pPr>
-        <w:pStyle w:val="ListBullet"/>
-      </w:pPr>
-      <w:r>
-        <w:t>연구는 774회의 실험을 통해 기존 도구의 수정과 새로운 도구의 추가가 성능 향상에 기여했음을 보여주며, 전체 해결률이 55.4%에서 72.0%로 증가했다고 주장한다.</w:t>
-      </w:r>
-    </w:p>
-    <w:p>
-      <w:pPr>
-        <w:pStyle w:val="ListBullet"/>
-      </w:pPr>
-      <w:r>
-        <w:t>저자들은 LLM 보안 도구 오케스트레이터의 실패 원인을 분석하고, 도구 부족이 아닌 추론이나 환경에 의해 제한된다고 결론짓는다.</w:t>
-      </w:r>
-    </w:p>
-    <w:p>
-      <w:pPr>
-        <w:pStyle w:val="Heading3"/>
-      </w:pPr>
-      <w:r>
-        <w:t>방법론</w:t>
-      </w:r>
-    </w:p>
-    <w:p>
-      <w:r>
-        <w:t>이 연구는 HexStrike-AI라는 오픈 소스 오케스트레이터를 사용하여 86개의 picoCTF 챌린지를 774회 실험하며, 세 가지 도구 접근 방식과 세 가지 모델/클라이언트 구성에서 성능을 평가한다. 이후 기존 도구의 수정과 새로운 도구의 추가를 통해 실패한 실험을 재실행하여 성능 향상을 측정한다.</w:t>
-      </w:r>
-    </w:p>
-    <w:p>
-      <w:pPr>
-        <w:pStyle w:val="Heading3"/>
-      </w:pPr>
-      <w:r>
-        <w:t>실무 적용 포인트 (에이전트 의견 — 논문 내용과 구분됨)</w:t>
-      </w:r>
-    </w:p>
-    <w:p>
-      <w:pPr>
-        <w:pStyle w:val="ListBullet"/>
-      </w:pPr>
-      <w:r>
-        <w:t>실무자들은 LLM 기반 보안 도구의 성능을 평가할 때 클라이언트의 영향을 고려해야 하며, 이는 도구 선택과 사용 방식에 큰 영향을 미친다.</w:t>
-      </w:r>
-    </w:p>
-    <w:p>
-      <w:pPr>
-        <w:pStyle w:val="ListBullet"/>
-      </w:pPr>
-      <w:r>
-        <w:t>도구 오케스트레이터의 설계 시, 다양한 도구와 클라이언트 구성을 실험하여 최적의 성능을 도출할 수 있는 방법론을 개발하는 것이 중요하다.</w:t>
-      </w:r>
-    </w:p>
-    <w:p>
-      <w:pPr>
-        <w:pStyle w:val="ListBullet"/>
-      </w:pPr>
-      <w:r>
-        <w:t>기존 도구의 수정과 새로운 도구의 추가가 성능 향상에 기여할 수 있으므로, 지속적인 개선과 업데이트가 필요하다.</w:t>
-      </w:r>
-    </w:p>
-    <w:p>
-      <w:pPr>
-        <w:pStyle w:val="Heading3"/>
-      </w:pPr>
-      <w:r>
-        <w:t>한계</w:t>
-      </w:r>
-    </w:p>
-    <w:p>
-      <w:pPr>
-        <w:pStyle w:val="ListBullet"/>
-      </w:pPr>
-      <w:r>
-        <w:t>이 연구는 단일 벤치마크(picoCTF)를 사용하였으며, 다른 모델에 대한 일반화 가능성은 가설로 남아 있다.</w:t>
-      </w:r>
-    </w:p>
-    <w:p>
-      <w:pPr>
-        <w:pStyle w:val="ListBullet"/>
-      </w:pPr>
-      <w:r>
-        <w:t>수정된 도구와 새로운 도구의 효과를 완전히 분리할 수 없으며, 실험은 이전에 실패한 사례만 재실행하여 편향된 결과를 초래할 수 있다.</w:t>
       </w:r>
     </w:p>
     <w:p>
@@ -471,6 +54,30 @@
       </w:pPr>
       <w:r>
         <w:t>없음</w:t>
+      </w:r>
+    </w:p>
+    <w:p>
+      <w:pPr>
+        <w:pStyle w:val="Heading1"/>
+      </w:pPr>
+      <w:r>
+        <w:t>중복 제외 (아카이브에 기존 요약 존재)</w:t>
+      </w:r>
+    </w:p>
+    <w:p>
+      <w:pPr>
+        <w:pStyle w:val="ListBullet"/>
+      </w:pPr>
+      <w:r>
+        <w:t>Large Language Models (LLMs) and Generative AI in Cybersecurity and Privacy: A Survey of Dual-Use Risks, AI-Generated Malware, Explainability, and Defensive Strategies (2607.06963v1)</w:t>
+      </w:r>
+    </w:p>
+    <w:p>
+      <w:pPr>
+        <w:pStyle w:val="ListBullet"/>
+      </w:pPr>
+      <w:r>
+        <w:t>Determinants and Limits of LLM Security-Tool Orchestration: A Study with HexStrike-AI (2607.02873v1)</w:t>
       </w:r>
     </w:p>
     <w:p>

--- a/output/paper_brief_20260709.docx
+++ b/output/paper_brief_20260709.docx
@@ -16,7 +16,7 @@
         <w:br/>
         <w:t>관심 키워드: threat detection, malware analysis, LLM security</w:t>
         <w:br/>
-        <w:t>요약 0편 · 추출 실패 0건 · 중복 제외 2건</w:t>
+        <w:t>요약 2편 · 추출 실패 0건 · 중복 제외 0건</w:t>
       </w:r>
     </w:p>
     <w:p>
@@ -27,17 +27,442 @@
         <w:t>관심도 순위</w:t>
       </w:r>
     </w:p>
-    <w:p>
-      <w:r>
-        <w:t>이번 주기에는 요약된 논문이 없습니다.</w:t>
-      </w:r>
-    </w:p>
+    <w:tbl>
+      <w:tblPr>
+        <w:tblStyle w:val="LightGrid-Accent1"/>
+        <w:tblW w:type="auto" w:w="0"/>
+        <w:tblLook w:firstColumn="1" w:firstRow="1" w:lastColumn="0" w:lastRow="0" w:noHBand="0" w:noVBand="1" w:val="04A0"/>
+      </w:tblPr>
+      <w:tblGrid>
+        <w:gridCol w:w="1728"/>
+        <w:gridCol w:w="1728"/>
+        <w:gridCol w:w="1728"/>
+        <w:gridCol w:w="1728"/>
+        <w:gridCol w:w="1728"/>
+      </w:tblGrid>
+      <w:tr>
+        <w:tc>
+          <w:tcPr>
+            <w:tcW w:type="dxa" w:w="1728"/>
+          </w:tcPr>
+          <w:p>
+            <w:r>
+              <w:t>순위</w:t>
+            </w:r>
+          </w:p>
+        </w:tc>
+        <w:tc>
+          <w:tcPr>
+            <w:tcW w:type="dxa" w:w="1728"/>
+          </w:tcPr>
+          <w:p>
+            <w:r>
+              <w:t>논문 (arXiv ID)</w:t>
+            </w:r>
+          </w:p>
+        </w:tc>
+        <w:tc>
+          <w:tcPr>
+            <w:tcW w:type="dxa" w:w="1728"/>
+          </w:tcPr>
+          <w:p>
+            <w:r>
+              <w:t>게재일</w:t>
+            </w:r>
+          </w:p>
+        </w:tc>
+        <w:tc>
+          <w:tcPr>
+            <w:tcW w:type="dxa" w:w="1728"/>
+          </w:tcPr>
+          <w:p>
+            <w:r>
+              <w:t>관심도</w:t>
+            </w:r>
+          </w:p>
+        </w:tc>
+        <w:tc>
+          <w:tcPr>
+            <w:tcW w:type="dxa" w:w="1728"/>
+          </w:tcPr>
+          <w:p>
+            <w:r>
+              <w:t>근거</w:t>
+            </w:r>
+          </w:p>
+        </w:tc>
+      </w:tr>
+      <w:tr>
+        <w:tc>
+          <w:tcPr>
+            <w:tcW w:type="dxa" w:w="1728"/>
+          </w:tcPr>
+          <w:p>
+            <w:r>
+              <w:t>1</w:t>
+            </w:r>
+          </w:p>
+        </w:tc>
+        <w:tc>
+          <w:tcPr>
+            <w:tcW w:type="dxa" w:w="1728"/>
+          </w:tcPr>
+          <w:p>
+            <w:r>
+              <w:t>Large Language Models (LLMs) and Generative AI in Cybersecurity and Privacy: A Survey of Dual-Use Risks, AI-Generated Malware, Explainability, and Defensive Strategies (2607.06963v1)</w:t>
+            </w:r>
+          </w:p>
+        </w:tc>
+        <w:tc>
+          <w:tcPr>
+            <w:tcW w:type="dxa" w:w="1728"/>
+          </w:tcPr>
+          <w:p>
+            <w:r>
+              <w:t>2026-07-08</w:t>
+            </w:r>
+          </w:p>
+        </w:tc>
+        <w:tc>
+          <w:tcPr>
+            <w:tcW w:type="dxa" w:w="1728"/>
+          </w:tcPr>
+          <w:p>
+            <w:r>
+              <w:t>5/5</w:t>
+            </w:r>
+          </w:p>
+        </w:tc>
+        <w:tc>
+          <w:tcPr>
+            <w:tcW w:type="dxa" w:w="1728"/>
+          </w:tcPr>
+          <w:p>
+            <w:r>
+              <w:t>LLM의 사이버 보안에서의 이중적 활용 가능성은 실무자들에게 매우 중요한 주제로, 향후 보안 전략에 큰 영향을 미칠 것으로 예상된다.</w:t>
+            </w:r>
+          </w:p>
+        </w:tc>
+      </w:tr>
+      <w:tr>
+        <w:tc>
+          <w:tcPr>
+            <w:tcW w:type="dxa" w:w="1728"/>
+          </w:tcPr>
+          <w:p>
+            <w:r>
+              <w:t>2</w:t>
+            </w:r>
+          </w:p>
+        </w:tc>
+        <w:tc>
+          <w:tcPr>
+            <w:tcW w:type="dxa" w:w="1728"/>
+          </w:tcPr>
+          <w:p>
+            <w:r>
+              <w:t>Determinants and Limits of LLM Security-Tool Orchestration: A Study with HexStrike-AI (2607.02873v1)</w:t>
+            </w:r>
+          </w:p>
+        </w:tc>
+        <w:tc>
+          <w:tcPr>
+            <w:tcW w:type="dxa" w:w="1728"/>
+          </w:tcPr>
+          <w:p>
+            <w:r>
+              <w:t>2026-07-03</w:t>
+            </w:r>
+          </w:p>
+        </w:tc>
+        <w:tc>
+          <w:tcPr>
+            <w:tcW w:type="dxa" w:w="1728"/>
+          </w:tcPr>
+          <w:p>
+            <w:r>
+              <w:t>4/5</w:t>
+            </w:r>
+          </w:p>
+        </w:tc>
+        <w:tc>
+          <w:tcPr>
+            <w:tcW w:type="dxa" w:w="1728"/>
+          </w:tcPr>
+          <w:p>
+            <w:r>
+              <w:t>LLM 기반 보안 도구의 성능 개선과 클라이언트의 중요성을 강조하는 연구는 실무에서의 적용 가능성이 높아 관심을 끌기 때문이다.</w:t>
+            </w:r>
+          </w:p>
+        </w:tc>
+      </w:tr>
+    </w:tbl>
     <w:p>
       <w:pPr>
         <w:pStyle w:val="Heading1"/>
       </w:pPr>
       <w:r>
         <w:t>논문별 요약</w:t>
+      </w:r>
+    </w:p>
+    <w:p>
+      <w:pPr>
+        <w:pStyle w:val="Heading2"/>
+      </w:pPr>
+      <w:r>
+        <w:t>1. Large Language Models (LLMs) and Generative AI in Cybersecurity and Privacy: A Survey of Dual-Use Risks, AI-Generated Malware, Explainability, and Defensive Strategies</w:t>
+      </w:r>
+    </w:p>
+    <w:p>
+      <w:r>
+        <w:t>arXiv ID: 2607.06963v1</w:t>
+        <w:br/>
+        <w:t>원문: https://arxiv.org/abs/2607.06963v1</w:t>
+        <w:br/>
+        <w:t>저자: Kiarash Ahi, Saeed Valizadeh</w:t>
+        <w:br/>
+        <w:t>게재일: 2026-07-08 · 카테고리: cs.CR, cs.AI, cs.CL</w:t>
+        <w:br/>
+        <w:t>요약 근거: 본문 기반</w:t>
+      </w:r>
+    </w:p>
+    <w:p>
+      <w:r>
+        <w:rPr>
+          <w:b/>
+        </w:rPr>
+        <w:t>⚠️ [인젝션 의심] 본문에 지시문 형태의 문구가 감지됨 — 요약 내용을 사람이 검토할 것</w:t>
+      </w:r>
+    </w:p>
+    <w:p>
+      <w:pPr>
+        <w:pStyle w:val="Heading3"/>
+      </w:pPr>
+      <w:r>
+        <w:t>핵심 기여</w:t>
+      </w:r>
+    </w:p>
+    <w:p>
+      <w:pPr>
+        <w:pStyle w:val="ListBullet"/>
+      </w:pPr>
+      <w:r>
+        <w:t>저자들은 LLM이 사이버 보안에서 자동화된 방어와 정교한 공격을 가능하게 하며, 2025년까지 LLM 생성 악성코드가 탐지된 위협의 50%를 차지할 것으로 예상된다고 보고한다.</w:t>
+      </w:r>
+    </w:p>
+    <w:p>
+      <w:pPr>
+        <w:pStyle w:val="ListBullet"/>
+      </w:pPr>
+      <w:r>
+        <w:t>이 논문은 LLM의 유익한 응용과 악의적인 활용을 포괄적으로 조사하며, 제로데이 탐지, DevSecOps, 연합 학습, 설명 가능한 AI(XAI) 등을 포함한 다양한 분야에서의 적용 가능성을 제시한다.</w:t>
+      </w:r>
+    </w:p>
+    <w:p>
+      <w:pPr>
+        <w:pStyle w:val="ListBullet"/>
+      </w:pPr>
+      <w:r>
+        <w:t>저자들은 LLM의 책임 있는 배포를 위한 실용적인 권장 사항으로 모델 워터마킹, 적대적 방어, 산업 간 협력을 포함한 새로운 기준을 설정한다고 주장한다.</w:t>
+      </w:r>
+    </w:p>
+    <w:p>
+      <w:pPr>
+        <w:pStyle w:val="Heading3"/>
+      </w:pPr>
+      <w:r>
+        <w:t>방법론</w:t>
+      </w:r>
+    </w:p>
+    <w:p>
+      <w:r>
+        <w:t>이 논문은 70개 이상의 학술 논문, 산업 보고서 및 기술 문서를 검토하여 LLM의 사이버 보안에서의 이점과 위험을 종합적으로 분석한다. 또한 Google Play Protect, Microsoft Defender와 같은 실제 사례 연구를 통해 LLM의 방어적 활용을 탐구한다.</w:t>
+      </w:r>
+    </w:p>
+    <w:p>
+      <w:pPr>
+        <w:pStyle w:val="Heading3"/>
+      </w:pPr>
+      <w:r>
+        <w:t>실무 적용 포인트 (에이전트 의견 — 논문 내용과 구분됨)</w:t>
+      </w:r>
+    </w:p>
+    <w:p>
+      <w:pPr>
+        <w:pStyle w:val="ListBullet"/>
+      </w:pPr>
+      <w:r>
+        <w:t>실무자들은 LLM을 활용하여 코드 검토 및 위협 탐지 프로세스를 자동화함으로써 보안 효율성을 높일 수 있다.</w:t>
+      </w:r>
+    </w:p>
+    <w:p>
+      <w:pPr>
+        <w:pStyle w:val="ListBullet"/>
+      </w:pPr>
+      <w:r>
+        <w:t>LLM 기반 시스템을 도입할 때는 설명 가능성과 투명성을 확보하여 사용자 신뢰를 구축하는 것이 중요하다.</w:t>
+      </w:r>
+    </w:p>
+    <w:p>
+      <w:pPr>
+        <w:pStyle w:val="ListBullet"/>
+      </w:pPr>
+      <w:r>
+        <w:t>연합 학습을 통해 데이터 프라이버시를 유지하면서 LLM을 안전하게 배포할 수 있는 방법을 모색해야 한다.</w:t>
+      </w:r>
+    </w:p>
+    <w:p>
+      <w:pPr>
+        <w:pStyle w:val="Heading3"/>
+      </w:pPr>
+      <w:r>
+        <w:t>한계</w:t>
+      </w:r>
+    </w:p>
+    <w:p>
+      <w:pPr>
+        <w:pStyle w:val="ListBullet"/>
+      </w:pPr>
+      <w:r>
+        <w:t>LLM의 악용 가능성과 관련된 규제 및 윤리적 문제에 대한 명확한 해결책이 부족하다.</w:t>
+      </w:r>
+    </w:p>
+    <w:p>
+      <w:pPr>
+        <w:pStyle w:val="ListBullet"/>
+      </w:pPr>
+      <w:r>
+        <w:t>LLM의 편향성과 공정성 문제는 여전히 해결되지 않은 채로 남아 있으며, 이는 보안 결정에 부정적인 영향을 미칠 수 있다.</w:t>
+      </w:r>
+    </w:p>
+    <w:p>
+      <w:pPr>
+        <w:pStyle w:val="Heading2"/>
+      </w:pPr>
+      <w:r>
+        <w:t>2. Determinants and Limits of LLM Security-Tool Orchestration: A Study with HexStrike-AI</w:t>
+      </w:r>
+    </w:p>
+    <w:p>
+      <w:r>
+        <w:t>arXiv ID: 2607.02873v1</w:t>
+        <w:br/>
+        <w:t>원문: https://arxiv.org/abs/2607.02873v1</w:t>
+        <w:br/>
+        <w:t>저자: Romain Gerard, Assmaa Zeghaider, Yan Guo</w:t>
+        <w:br/>
+        <w:t>게재일: 2026-07-03 · 카테고리: cs.SE, cs.AI, cs.CR</w:t>
+        <w:br/>
+        <w:t>요약 근거: 본문 기반</w:t>
+      </w:r>
+    </w:p>
+    <w:p>
+      <w:pPr>
+        <w:pStyle w:val="Heading3"/>
+      </w:pPr>
+      <w:r>
+        <w:t>핵심 기여</w:t>
+      </w:r>
+    </w:p>
+    <w:p>
+      <w:pPr>
+        <w:pStyle w:val="ListBullet"/>
+      </w:pPr>
+      <w:r>
+        <w:t>저자들은 LLM 보안 도구 오케스트레이터의 성능을 결정짓는 주요 요소로 클라이언트를 강조하며, 모델과 클라이언트의 상호작용이 성능에 미치는 영향을 분석했다고 보고한다.</w:t>
+      </w:r>
+    </w:p>
+    <w:p>
+      <w:pPr>
+        <w:pStyle w:val="ListBullet"/>
+      </w:pPr>
+      <w:r>
+        <w:t>연구는 774회의 실험을 통해 기존 도구의 수정과 새로운 도구의 추가가 성능 개선에 기여했음을 보여주며, 전체 해결률이 55.4%에서 72.0%로 증가했다고 주장한다.</w:t>
+      </w:r>
+    </w:p>
+    <w:p>
+      <w:pPr>
+        <w:pStyle w:val="ListBullet"/>
+      </w:pPr>
+      <w:r>
+        <w:t>저자들은 LLM 오케스트레이터의 실패 원인을 도구 부족이 아닌 추론 및 환경적 요인으로 규명하고, 이러한 결과가 오케스트레이터 평가에 미치는 함의를 논의한다.</w:t>
+      </w:r>
+    </w:p>
+    <w:p>
+      <w:pPr>
+        <w:pStyle w:val="Heading3"/>
+      </w:pPr>
+      <w:r>
+        <w:t>방법론</w:t>
+      </w:r>
+    </w:p>
+    <w:p>
+      <w:r>
+        <w:t>연구는 HexStrike-AI라는 오픈 소스 오케스트레이터를 사용하여 86개의 picoCTF 도전 과제를 774회의 실험을 통해 평가하였다. 세 가지 도구 접근 방식과 세 가지 모델/클라이언트 구성에서 성능을 비교하고, 실패 원인을 진단한 후, 기존 도구의 수정과 새로운 도구의 추가를 통해 성능 개선을 시도하였다.</w:t>
+      </w:r>
+    </w:p>
+    <w:p>
+      <w:pPr>
+        <w:pStyle w:val="Heading3"/>
+      </w:pPr>
+      <w:r>
+        <w:t>실무 적용 포인트 (에이전트 의견 — 논문 내용과 구분됨)</w:t>
+      </w:r>
+    </w:p>
+    <w:p>
+      <w:pPr>
+        <w:pStyle w:val="ListBullet"/>
+      </w:pPr>
+      <w:r>
+        <w:t>실무에서는 LLM 기반 보안 도구 오케스트레이터의 클라이언트 선택이 성능에 큰 영향을 미친다는 점을 고려해야 한다.</w:t>
+      </w:r>
+    </w:p>
+    <w:p>
+      <w:pPr>
+        <w:pStyle w:val="ListBullet"/>
+      </w:pPr>
+      <w:r>
+        <w:t>도구의 수정 및 새로운 도구 추가가 성능 개선에 기여할 수 있으므로, 지속적인 도구 업데이트와 개선이 필요하다.</w:t>
+      </w:r>
+    </w:p>
+    <w:p>
+      <w:pPr>
+        <w:pStyle w:val="ListBullet"/>
+      </w:pPr>
+      <w:r>
+        <w:t>LLM 오케스트레이터의 성능을 평가할 때는 단일 벤치마크에 의존하기보다는 다양한 환경에서의 평가가 중요하다.</w:t>
+      </w:r>
+    </w:p>
+    <w:p>
+      <w:pPr>
+        <w:pStyle w:val="Heading3"/>
+      </w:pPr>
+      <w:r>
+        <w:t>한계</w:t>
+      </w:r>
+    </w:p>
+    <w:p>
+      <w:pPr>
+        <w:pStyle w:val="ListBullet"/>
+      </w:pPr>
+      <w:r>
+        <w:t>연구는 단일 벤치마크(picoCTF)를 사용하였으며, 이로 인해 결과의 일반화 가능성이 제한된다.</w:t>
+      </w:r>
+    </w:p>
+    <w:p>
+      <w:pPr>
+        <w:pStyle w:val="ListBullet"/>
+      </w:pPr>
+      <w:r>
+        <w:t>수정된 도구와 새로운 도구의 효과를 완전히 분리할 수 없으며, 이는 결과 해석에 영향을 미칠 수 있다.</w:t>
+      </w:r>
+    </w:p>
+    <w:p>
+      <w:pPr>
+        <w:pStyle w:val="ListBullet"/>
+      </w:pPr>
+      <w:r>
+        <w:t>클라이언트 효과는 하나의 모델에 대해서만 입증되었으므로, 다른 모델에 대한 일반화 가능성은 가설로 남아 있다.</w:t>
       </w:r>
     </w:p>
     <w:p>
@@ -54,30 +479,6 @@
       </w:pPr>
       <w:r>
         <w:t>없음</w:t>
-      </w:r>
-    </w:p>
-    <w:p>
-      <w:pPr>
-        <w:pStyle w:val="Heading1"/>
-      </w:pPr>
-      <w:r>
-        <w:t>중복 제외 (아카이브에 기존 요약 존재)</w:t>
-      </w:r>
-    </w:p>
-    <w:p>
-      <w:pPr>
-        <w:pStyle w:val="ListBullet"/>
-      </w:pPr>
-      <w:r>
-        <w:t>Large Language Models (LLMs) and Generative AI in Cybersecurity and Privacy: A Survey of Dual-Use Risks, AI-Generated Malware, Explainability, and Defensive Strategies (2607.06963v1)</w:t>
-      </w:r>
-    </w:p>
-    <w:p>
-      <w:pPr>
-        <w:pStyle w:val="ListBullet"/>
-      </w:pPr>
-      <w:r>
-        <w:t>Determinants and Limits of LLM Security-Tool Orchestration: A Study with HexStrike-AI (2607.02873v1)</w:t>
       </w:r>
     </w:p>
     <w:p>
@@ -463,6 +864,9 @@
     <w:name w:val="Normal"/>
     <w:qFormat/>
     <w:rsid w:val="00FC693F"/>
+    <w:rPr>
+      <w:rFonts w:ascii="맑은 고딕" w:hAnsi="맑은 고딕" w:eastAsia="맑은 고딕" w:cs="맑은 고딕"/>
+    </w:rPr>
   </w:style>
   <w:style w:type="paragraph" w:styleId="Header">
     <w:name w:val="header"/>
@@ -523,7 +927,7 @@
       <w:outlineLvl w:val="0"/>
     </w:pPr>
     <w:rPr>
-      <w:rFonts w:asciiTheme="majorHAnsi" w:eastAsiaTheme="majorEastAsia" w:hAnsiTheme="majorHAnsi" w:cstheme="majorBidi"/>
+      <w:rFonts w:ascii="맑은 고딕" w:hAnsi="맑은 고딕" w:eastAsia="맑은 고딕" w:cs="맑은 고딕"/>
       <w:b/>
       <w:bCs/>
       <w:color w:val="365F91" w:themeColor="accent1" w:themeShade="BF"/>
@@ -547,7 +951,7 @@
       <w:outlineLvl w:val="1"/>
     </w:pPr>
     <w:rPr>
-      <w:rFonts w:asciiTheme="majorHAnsi" w:eastAsiaTheme="majorEastAsia" w:hAnsiTheme="majorHAnsi" w:cstheme="majorBidi"/>
+      <w:rFonts w:ascii="맑은 고딕" w:hAnsi="맑은 고딕" w:eastAsia="맑은 고딕" w:cs="맑은 고딕"/>
       <w:b/>
       <w:bCs/>
       <w:color w:val="4F81BD" w:themeColor="accent1"/>
@@ -571,7 +975,7 @@
       <w:outlineLvl w:val="2"/>
     </w:pPr>
     <w:rPr>
-      <w:rFonts w:asciiTheme="majorHAnsi" w:eastAsiaTheme="majorEastAsia" w:hAnsiTheme="majorHAnsi" w:cstheme="majorBidi"/>
+      <w:rFonts w:ascii="맑은 고딕" w:hAnsi="맑은 고딕" w:eastAsia="맑은 고딕" w:cs="맑은 고딕"/>
       <w:b/>
       <w:bCs/>
       <w:color w:val="4F81BD" w:themeColor="accent1"/>
@@ -812,7 +1216,7 @@
       <w:contextualSpacing/>
     </w:pPr>
     <w:rPr>
-      <w:rFonts w:asciiTheme="majorHAnsi" w:eastAsiaTheme="majorEastAsia" w:hAnsiTheme="majorHAnsi" w:cstheme="majorBidi"/>
+      <w:rFonts w:ascii="맑은 고딕" w:hAnsi="맑은 고딕" w:eastAsia="맑은 고딕" w:cs="맑은 고딕"/>
       <w:color w:val="17365D" w:themeColor="text2" w:themeShade="BF"/>
       <w:spacing w:val="5"/>
       <w:kern w:val="28"/>
@@ -992,6 +1396,9 @@
       </w:numPr>
       <w:contextualSpacing/>
     </w:pPr>
+    <w:rPr>
+      <w:rFonts w:ascii="맑은 고딕" w:hAnsi="맑은 고딕" w:eastAsia="맑은 고딕" w:cs="맑은 고딕"/>
+    </w:rPr>
   </w:style>
   <w:style w:type="paragraph" w:styleId="ListBullet2">
     <w:name w:val="List Bullet 2"/>
